--- a/Module_2_Oct_2026_v2/Oct14_session2_materials.docx
+++ b/Module_2_Oct_2026_v2/Oct14_session2_materials.docx
@@ -21,6 +21,7 @@
           <w:i w:val="false"/>
           <w:b w:val="false"/>
           <w:u w:val="none"/>
+          <w:strike w:val="false"/>
           <w:sz w:val="18"/>
           <w:szCs w:val="18"/>
           <w:color w:val="545860"/>
@@ -47,6 +48,7 @@
           <w:i w:val="false"/>
           <w:b w:val="true"/>
           <w:u w:val="none"/>
+          <w:strike w:val="false"/>
           <w:sz w:val="36"/>
           <w:szCs w:val="36"/>
           <w:color w:val="063360"/>
@@ -73,6 +75,7 @@
           <w:i w:val="true"/>
           <w:b w:val="false"/>
           <w:u w:val="none"/>
+          <w:strike w:val="false"/>
           <w:sz w:val="18"/>
           <w:szCs w:val="18"/>
           <w:color w:val="215A9E"/>
@@ -99,6 +102,7 @@
           <w:i w:val="false"/>
           <w:b w:val="false"/>
           <w:u w:val="none"/>
+          <w:strike w:val="false"/>
           <w:sz w:val="22"/>
           <w:szCs w:val="22"/>
           <w:color w:val="000000"/>
@@ -142,7 +146,6 @@
           </w:tcPr>
           <w:p>
             <w:pPr>
-              <w:pStyle w:val="Normal"/>
               <w:jc w:val="left"/>
               <w:pBdr>
                 <w:bottom w:val="none" w:sz="0" w:space="0" w:color="000000"/>
@@ -152,13 +155,24 @@
               </w:pBdr>
               <w:spacing w:after="80" w:before="80" w:line="240"/>
               <w:ind w:left="80" w:right="80" w:firstLine="0" w:firstLineChars="0"/>
+              <w:rPr>
+                <w:rFonts w:ascii="Arial" w:hAnsi="Arial" w:eastAsia="Arial" w:cs="Arial"/>
+                <w:i w:val="false"/>
+                <w:b w:val="true"/>
+                <w:u w:val="none"/>
+                <w:strike w:val="false"/>
+                <w:sz w:val="21"/>
+                <w:szCs w:val="21"/>
+                <w:color w:val="063360"/>
+              </w:rPr>
             </w:pPr>
             <w:r>
               <w:rPr>
-                <w:rFonts w:ascii="Arial" w:hAnsi="DejaVu Sans" w:eastAsia="DejaVu Sans" w:cs="DejaVu Sans"/>
+                <w:rFonts w:ascii="Arial" w:hAnsi="Arial" w:eastAsia="Arial" w:cs="Arial"/>
                 <w:i w:val="false"/>
                 <w:b w:val="true"/>
                 <w:u w:val="none"/>
+                <w:strike w:val="false"/>
                 <w:sz w:val="21"/>
                 <w:szCs w:val="21"/>
                 <w:color w:val="063360"/>
@@ -186,7 +200,6 @@
           </w:tcPr>
           <w:p>
             <w:pPr>
-              <w:pStyle w:val="Normal"/>
               <w:jc w:val="left"/>
               <w:pBdr>
                 <w:bottom w:val="none" w:sz="0" w:space="0" w:color="000000"/>
@@ -196,13 +209,24 @@
               </w:pBdr>
               <w:spacing w:after="80" w:before="80" w:line="240"/>
               <w:ind w:left="80" w:right="80" w:firstLine="0" w:firstLineChars="0"/>
+              <w:rPr>
+                <w:rFonts w:ascii="Arial" w:hAnsi="Arial" w:eastAsia="Arial" w:cs="Arial"/>
+                <w:i w:val="false"/>
+                <w:b w:val="true"/>
+                <w:u w:val="none"/>
+                <w:strike w:val="false"/>
+                <w:sz w:val="21"/>
+                <w:szCs w:val="21"/>
+                <w:color w:val="063360"/>
+              </w:rPr>
             </w:pPr>
             <w:r>
               <w:rPr>
-                <w:rFonts w:ascii="Arial" w:hAnsi="DejaVu Sans" w:eastAsia="DejaVu Sans" w:cs="DejaVu Sans"/>
+                <w:rFonts w:ascii="Arial" w:hAnsi="Arial" w:eastAsia="Arial" w:cs="Arial"/>
                 <w:i w:val="false"/>
                 <w:b w:val="true"/>
                 <w:u w:val="none"/>
+                <w:strike w:val="false"/>
                 <w:sz w:val="21"/>
                 <w:szCs w:val="21"/>
                 <w:color w:val="063360"/>
@@ -230,7 +254,6 @@
           </w:tcPr>
           <w:p>
             <w:pPr>
-              <w:pStyle w:val="Normal"/>
               <w:jc w:val="left"/>
               <w:pBdr>
                 <w:bottom w:val="none" w:sz="0" w:space="0" w:color="000000"/>
@@ -240,13 +263,24 @@
               </w:pBdr>
               <w:spacing w:after="80" w:before="80" w:line="240"/>
               <w:ind w:left="80" w:right="80" w:firstLine="0" w:firstLineChars="0"/>
+              <w:rPr>
+                <w:rFonts w:ascii="Arial" w:hAnsi="Arial" w:eastAsia="Arial" w:cs="Arial"/>
+                <w:i w:val="false"/>
+                <w:b w:val="true"/>
+                <w:u w:val="none"/>
+                <w:strike w:val="false"/>
+                <w:sz w:val="21"/>
+                <w:szCs w:val="21"/>
+                <w:color w:val="063360"/>
+              </w:rPr>
             </w:pPr>
             <w:r>
               <w:rPr>
-                <w:rFonts w:ascii="Arial" w:hAnsi="DejaVu Sans" w:eastAsia="DejaVu Sans" w:cs="DejaVu Sans"/>
+                <w:rFonts w:ascii="Arial" w:hAnsi="Arial" w:eastAsia="Arial" w:cs="Arial"/>
                 <w:i w:val="false"/>
                 <w:b w:val="true"/>
                 <w:u w:val="none"/>
+                <w:strike w:val="false"/>
                 <w:sz w:val="21"/>
                 <w:szCs w:val="21"/>
                 <w:color w:val="063360"/>
@@ -280,7 +314,6 @@
           </w:tcPr>
           <w:p>
             <w:pPr>
-              <w:pStyle w:val="Normal"/>
               <w:jc w:val="left"/>
               <w:pBdr>
                 <w:bottom w:val="none" w:sz="0" w:space="0" w:color="000000"/>
@@ -290,13 +323,24 @@
               </w:pBdr>
               <w:spacing w:after="80" w:before="80" w:line="240"/>
               <w:ind w:left="80" w:right="80" w:firstLine="0" w:firstLineChars="0"/>
+              <w:rPr>
+                <w:rFonts w:ascii="Arial" w:hAnsi="Arial" w:eastAsia="Arial" w:cs="Arial"/>
+                <w:i w:val="false"/>
+                <w:b w:val="false"/>
+                <w:u w:val="none"/>
+                <w:strike w:val="false"/>
+                <w:sz w:val="21"/>
+                <w:szCs w:val="21"/>
+                <w:color w:val="000000"/>
+              </w:rPr>
             </w:pPr>
             <w:r>
               <w:rPr>
-                <w:rFonts w:ascii="Arial" w:hAnsi="DejaVu Sans" w:eastAsia="DejaVu Sans" w:cs="DejaVu Sans"/>
-                <w:i w:val="false"/>
-                <w:b w:val="false"/>
-                <w:u w:val="none"/>
+                <w:rFonts w:ascii="Arial" w:hAnsi="Arial" w:eastAsia="Arial" w:cs="Arial"/>
+                <w:i w:val="false"/>
+                <w:b w:val="false"/>
+                <w:u w:val="none"/>
+                <w:strike w:val="false"/>
                 <w:sz w:val="21"/>
                 <w:szCs w:val="21"/>
                 <w:color w:val="000000"/>
@@ -324,7 +368,6 @@
           </w:tcPr>
           <w:p>
             <w:pPr>
-              <w:pStyle w:val="Normal"/>
               <w:jc w:val="left"/>
               <w:pBdr>
                 <w:bottom w:val="none" w:sz="0" w:space="0" w:color="000000"/>
@@ -334,13 +377,24 @@
               </w:pBdr>
               <w:spacing w:after="80" w:before="80" w:line="240"/>
               <w:ind w:left="80" w:right="80" w:firstLine="0" w:firstLineChars="0"/>
+              <w:rPr>
+                <w:rFonts w:ascii="Arial" w:hAnsi="Arial" w:eastAsia="Arial" w:cs="Arial"/>
+                <w:i w:val="false"/>
+                <w:b w:val="false"/>
+                <w:u w:val="none"/>
+                <w:strike w:val="false"/>
+                <w:sz w:val="21"/>
+                <w:szCs w:val="21"/>
+                <w:color w:val="000000"/>
+              </w:rPr>
             </w:pPr>
             <w:r>
               <w:rPr>
-                <w:rFonts w:ascii="Arial" w:hAnsi="DejaVu Sans" w:eastAsia="DejaVu Sans" w:cs="DejaVu Sans"/>
-                <w:i w:val="false"/>
-                <w:b w:val="false"/>
-                <w:u w:val="none"/>
+                <w:rFonts w:ascii="Arial" w:hAnsi="Arial" w:eastAsia="Arial" w:cs="Arial"/>
+                <w:i w:val="false"/>
+                <w:b w:val="false"/>
+                <w:u w:val="none"/>
+                <w:strike w:val="false"/>
                 <w:sz w:val="21"/>
                 <w:szCs w:val="21"/>
                 <w:color w:val="000000"/>
@@ -368,7 +422,6 @@
           </w:tcPr>
           <w:p>
             <w:pPr>
-              <w:pStyle w:val="Normal"/>
               <w:jc w:val="left"/>
               <w:pBdr>
                 <w:bottom w:val="none" w:sz="0" w:space="0" w:color="000000"/>
@@ -378,13 +431,24 @@
               </w:pBdr>
               <w:spacing w:after="80" w:before="80" w:line="240"/>
               <w:ind w:left="80" w:right="80" w:firstLine="0" w:firstLineChars="0"/>
+              <w:rPr>
+                <w:rFonts w:ascii="Arial" w:hAnsi="Arial" w:eastAsia="Arial" w:cs="Arial"/>
+                <w:i w:val="false"/>
+                <w:b w:val="false"/>
+                <w:u w:val="none"/>
+                <w:strike w:val="false"/>
+                <w:sz w:val="21"/>
+                <w:szCs w:val="21"/>
+                <w:color w:val="000000"/>
+              </w:rPr>
             </w:pPr>
             <w:r>
               <w:rPr>
-                <w:rFonts w:ascii="Arial" w:hAnsi="DejaVu Sans" w:eastAsia="DejaVu Sans" w:cs="DejaVu Sans"/>
-                <w:i w:val="false"/>
-                <w:b w:val="false"/>
-                <w:u w:val="none"/>
+                <w:rFonts w:ascii="Arial" w:hAnsi="Arial" w:eastAsia="Arial" w:cs="Arial"/>
+                <w:i w:val="false"/>
+                <w:b w:val="false"/>
+                <w:u w:val="none"/>
+                <w:strike w:val="false"/>
                 <w:sz w:val="21"/>
                 <w:szCs w:val="21"/>
                 <w:color w:val="000000"/>
@@ -418,7 +482,6 @@
           </w:tcPr>
           <w:p>
             <w:pPr>
-              <w:pStyle w:val="Normal"/>
               <w:jc w:val="left"/>
               <w:pBdr>
                 <w:bottom w:val="none" w:sz="0" w:space="0" w:color="000000"/>
@@ -428,13 +491,24 @@
               </w:pBdr>
               <w:spacing w:after="80" w:before="80" w:line="240"/>
               <w:ind w:left="80" w:right="80" w:firstLine="0" w:firstLineChars="0"/>
+              <w:rPr>
+                <w:rFonts w:ascii="Arial" w:hAnsi="Arial" w:eastAsia="Arial" w:cs="Arial"/>
+                <w:i w:val="false"/>
+                <w:b w:val="false"/>
+                <w:u w:val="none"/>
+                <w:strike w:val="false"/>
+                <w:sz w:val="21"/>
+                <w:szCs w:val="21"/>
+                <w:color w:val="000000"/>
+              </w:rPr>
             </w:pPr>
             <w:r>
               <w:rPr>
-                <w:rFonts w:ascii="Arial" w:hAnsi="DejaVu Sans" w:eastAsia="DejaVu Sans" w:cs="DejaVu Sans"/>
-                <w:i w:val="false"/>
-                <w:b w:val="false"/>
-                <w:u w:val="none"/>
+                <w:rFonts w:ascii="Arial" w:hAnsi="Arial" w:eastAsia="Arial" w:cs="Arial"/>
+                <w:i w:val="false"/>
+                <w:b w:val="false"/>
+                <w:u w:val="none"/>
+                <w:strike w:val="false"/>
                 <w:sz w:val="21"/>
                 <w:szCs w:val="21"/>
                 <w:color w:val="000000"/>
@@ -462,7 +536,6 @@
           </w:tcPr>
           <w:p>
             <w:pPr>
-              <w:pStyle w:val="Normal"/>
               <w:jc w:val="left"/>
               <w:pBdr>
                 <w:bottom w:val="none" w:sz="0" w:space="0" w:color="000000"/>
@@ -472,13 +545,24 @@
               </w:pBdr>
               <w:spacing w:after="80" w:before="80" w:line="240"/>
               <w:ind w:left="80" w:right="80" w:firstLine="0" w:firstLineChars="0"/>
+              <w:rPr>
+                <w:rFonts w:ascii="Arial" w:hAnsi="Arial" w:eastAsia="Arial" w:cs="Arial"/>
+                <w:i w:val="false"/>
+                <w:b w:val="false"/>
+                <w:u w:val="none"/>
+                <w:strike w:val="false"/>
+                <w:sz w:val="21"/>
+                <w:szCs w:val="21"/>
+                <w:color w:val="000000"/>
+              </w:rPr>
             </w:pPr>
             <w:r>
               <w:rPr>
-                <w:rFonts w:ascii="Arial" w:hAnsi="DejaVu Sans" w:eastAsia="DejaVu Sans" w:cs="DejaVu Sans"/>
-                <w:i w:val="false"/>
-                <w:b w:val="false"/>
-                <w:u w:val="none"/>
+                <w:rFonts w:ascii="Arial" w:hAnsi="Arial" w:eastAsia="Arial" w:cs="Arial"/>
+                <w:i w:val="false"/>
+                <w:b w:val="false"/>
+                <w:u w:val="none"/>
+                <w:strike w:val="false"/>
                 <w:sz w:val="21"/>
                 <w:szCs w:val="21"/>
                 <w:color w:val="000000"/>
@@ -506,7 +590,6 @@
           </w:tcPr>
           <w:p>
             <w:pPr>
-              <w:pStyle w:val="Normal"/>
               <w:jc w:val="left"/>
               <w:pBdr>
                 <w:bottom w:val="none" w:sz="0" w:space="0" w:color="000000"/>
@@ -516,13 +599,24 @@
               </w:pBdr>
               <w:spacing w:after="80" w:before="80" w:line="240"/>
               <w:ind w:left="80" w:right="80" w:firstLine="0" w:firstLineChars="0"/>
+              <w:rPr>
+                <w:rFonts w:ascii="Arial" w:hAnsi="Arial" w:eastAsia="Arial" w:cs="Arial"/>
+                <w:i w:val="false"/>
+                <w:b w:val="false"/>
+                <w:u w:val="none"/>
+                <w:strike w:val="false"/>
+                <w:sz w:val="21"/>
+                <w:szCs w:val="21"/>
+                <w:color w:val="000000"/>
+              </w:rPr>
             </w:pPr>
             <w:r>
               <w:rPr>
-                <w:rFonts w:ascii="Arial" w:hAnsi="DejaVu Sans" w:eastAsia="DejaVu Sans" w:cs="DejaVu Sans"/>
-                <w:i w:val="false"/>
-                <w:b w:val="false"/>
-                <w:u w:val="none"/>
+                <w:rFonts w:ascii="Arial" w:hAnsi="Arial" w:eastAsia="Arial" w:cs="Arial"/>
+                <w:i w:val="false"/>
+                <w:b w:val="false"/>
+                <w:u w:val="none"/>
+                <w:strike w:val="false"/>
                 <w:sz w:val="21"/>
                 <w:szCs w:val="21"/>
                 <w:color w:val="000000"/>
@@ -556,7 +650,6 @@
           </w:tcPr>
           <w:p>
             <w:pPr>
-              <w:pStyle w:val="Normal"/>
               <w:jc w:val="left"/>
               <w:pBdr>
                 <w:bottom w:val="none" w:sz="0" w:space="0" w:color="000000"/>
@@ -566,18 +659,29 @@
               </w:pBdr>
               <w:spacing w:after="80" w:before="80" w:line="240"/>
               <w:ind w:left="80" w:right="80" w:firstLine="0" w:firstLineChars="0"/>
+              <w:rPr>
+                <w:rFonts w:ascii="Arial" w:hAnsi="Arial" w:eastAsia="Arial" w:cs="Arial"/>
+                <w:i w:val="false"/>
+                <w:b w:val="false"/>
+                <w:u w:val="none"/>
+                <w:strike w:val="false"/>
+                <w:sz w:val="21"/>
+                <w:szCs w:val="21"/>
+                <w:color w:val="000000"/>
+              </w:rPr>
             </w:pPr>
             <w:r>
               <w:rPr>
-                <w:rFonts w:ascii="Arial" w:hAnsi="DejaVu Sans" w:eastAsia="DejaVu Sans" w:cs="DejaVu Sans"/>
-                <w:i w:val="false"/>
-                <w:b w:val="false"/>
-                <w:u w:val="none"/>
-                <w:sz w:val="21"/>
-                <w:szCs w:val="21"/>
-                <w:color w:val="000000"/>
-              </w:rPr>
-              <w:t xml:space="preserve">3. Biggest wins: percentage, then number</w:t>
+                <w:rFonts w:ascii="Arial" w:hAnsi="Arial" w:eastAsia="Arial" w:cs="Arial"/>
+                <w:i w:val="false"/>
+                <w:b w:val="false"/>
+                <w:u w:val="none"/>
+                <w:strike w:val="false"/>
+                <w:sz w:val="21"/>
+                <w:szCs w:val="21"/>
+                <w:color w:val="000000"/>
+              </w:rPr>
+              <w:t xml:space="preserve">3. Percentages: zero bases, biggest wins, two averages</w:t>
             </w:r>
           </w:p>
         </w:tc>
@@ -600,7 +704,6 @@
           </w:tcPr>
           <w:p>
             <w:pPr>
-              <w:pStyle w:val="Normal"/>
               <w:jc w:val="left"/>
               <w:pBdr>
                 <w:bottom w:val="none" w:sz="0" w:space="0" w:color="000000"/>
@@ -610,13 +713,24 @@
               </w:pBdr>
               <w:spacing w:after="80" w:before="80" w:line="240"/>
               <w:ind w:left="80" w:right="80" w:firstLine="0" w:firstLineChars="0"/>
+              <w:rPr>
+                <w:rFonts w:ascii="Arial" w:hAnsi="Arial" w:eastAsia="Arial" w:cs="Arial"/>
+                <w:i w:val="false"/>
+                <w:b w:val="false"/>
+                <w:u w:val="none"/>
+                <w:strike w:val="false"/>
+                <w:sz w:val="21"/>
+                <w:szCs w:val="21"/>
+                <w:color w:val="000000"/>
+              </w:rPr>
             </w:pPr>
             <w:r>
               <w:rPr>
-                <w:rFonts w:ascii="Arial" w:hAnsi="DejaVu Sans" w:eastAsia="DejaVu Sans" w:cs="DejaVu Sans"/>
-                <w:i w:val="false"/>
-                <w:b w:val="false"/>
-                <w:u w:val="none"/>
+                <w:rFonts w:ascii="Arial" w:hAnsi="Arial" w:eastAsia="Arial" w:cs="Arial"/>
+                <w:i w:val="false"/>
+                <w:b w:val="false"/>
+                <w:u w:val="none"/>
+                <w:strike w:val="false"/>
                 <w:sz w:val="21"/>
                 <w:szCs w:val="21"/>
                 <w:color w:val="000000"/>
@@ -644,7 +758,6 @@
           </w:tcPr>
           <w:p>
             <w:pPr>
-              <w:pStyle w:val="Normal"/>
               <w:jc w:val="left"/>
               <w:pBdr>
                 <w:bottom w:val="none" w:sz="0" w:space="0" w:color="000000"/>
@@ -654,13 +767,24 @@
               </w:pBdr>
               <w:spacing w:after="80" w:before="80" w:line="240"/>
               <w:ind w:left="80" w:right="80" w:firstLine="0" w:firstLineChars="0"/>
+              <w:rPr>
+                <w:rFonts w:ascii="Arial" w:hAnsi="Arial" w:eastAsia="Arial" w:cs="Arial"/>
+                <w:i w:val="false"/>
+                <w:b w:val="false"/>
+                <w:u w:val="none"/>
+                <w:strike w:val="false"/>
+                <w:sz w:val="21"/>
+                <w:szCs w:val="21"/>
+                <w:color w:val="000000"/>
+              </w:rPr>
             </w:pPr>
             <w:r>
               <w:rPr>
-                <w:rFonts w:ascii="Arial" w:hAnsi="DejaVu Sans" w:eastAsia="DejaVu Sans" w:cs="DejaVu Sans"/>
-                <w:i w:val="false"/>
-                <w:b w:val="false"/>
-                <w:u w:val="none"/>
+                <w:rFonts w:ascii="Arial" w:hAnsi="Arial" w:eastAsia="Arial" w:cs="Arial"/>
+                <w:i w:val="false"/>
+                <w:b w:val="false"/>
+                <w:u w:val="none"/>
+                <w:strike w:val="false"/>
                 <w:sz w:val="21"/>
                 <w:szCs w:val="21"/>
                 <w:color w:val="000000"/>
@@ -694,7 +818,6 @@
           </w:tcPr>
           <w:p>
             <w:pPr>
-              <w:pStyle w:val="Normal"/>
               <w:jc w:val="left"/>
               <w:pBdr>
                 <w:bottom w:val="none" w:sz="0" w:space="0" w:color="000000"/>
@@ -704,13 +827,24 @@
               </w:pBdr>
               <w:spacing w:after="80" w:before="80" w:line="240"/>
               <w:ind w:left="80" w:right="80" w:firstLine="0" w:firstLineChars="0"/>
+              <w:rPr>
+                <w:rFonts w:ascii="Arial" w:hAnsi="Arial" w:eastAsia="Arial" w:cs="Arial"/>
+                <w:i w:val="false"/>
+                <w:b w:val="false"/>
+                <w:u w:val="none"/>
+                <w:strike w:val="false"/>
+                <w:sz w:val="21"/>
+                <w:szCs w:val="21"/>
+                <w:color w:val="000000"/>
+              </w:rPr>
             </w:pPr>
             <w:r>
               <w:rPr>
-                <w:rFonts w:ascii="Arial" w:hAnsi="DejaVu Sans" w:eastAsia="DejaVu Sans" w:cs="DejaVu Sans"/>
-                <w:i w:val="false"/>
-                <w:b w:val="false"/>
-                <w:u w:val="none"/>
+                <w:rFonts w:ascii="Arial" w:hAnsi="Arial" w:eastAsia="Arial" w:cs="Arial"/>
+                <w:i w:val="false"/>
+                <w:b w:val="false"/>
+                <w:u w:val="none"/>
+                <w:strike w:val="false"/>
                 <w:sz w:val="21"/>
                 <w:szCs w:val="21"/>
                 <w:color w:val="000000"/>
@@ -738,7 +872,6 @@
           </w:tcPr>
           <w:p>
             <w:pPr>
-              <w:pStyle w:val="Normal"/>
               <w:jc w:val="left"/>
               <w:pBdr>
                 <w:bottom w:val="none" w:sz="0" w:space="0" w:color="000000"/>
@@ -748,13 +881,24 @@
               </w:pBdr>
               <w:spacing w:after="80" w:before="80" w:line="240"/>
               <w:ind w:left="80" w:right="80" w:firstLine="0" w:firstLineChars="0"/>
+              <w:rPr>
+                <w:rFonts w:ascii="Arial" w:hAnsi="Arial" w:eastAsia="Arial" w:cs="Arial"/>
+                <w:i w:val="false"/>
+                <w:b w:val="false"/>
+                <w:u w:val="none"/>
+                <w:strike w:val="false"/>
+                <w:sz w:val="21"/>
+                <w:szCs w:val="21"/>
+                <w:color w:val="000000"/>
+              </w:rPr>
             </w:pPr>
             <w:r>
               <w:rPr>
-                <w:rFonts w:ascii="Arial" w:hAnsi="DejaVu Sans" w:eastAsia="DejaVu Sans" w:cs="DejaVu Sans"/>
-                <w:i w:val="false"/>
-                <w:b w:val="false"/>
-                <w:u w:val="none"/>
+                <w:rFonts w:ascii="Arial" w:hAnsi="Arial" w:eastAsia="Arial" w:cs="Arial"/>
+                <w:i w:val="false"/>
+                <w:b w:val="false"/>
+                <w:u w:val="none"/>
+                <w:strike w:val="false"/>
                 <w:sz w:val="21"/>
                 <w:szCs w:val="21"/>
                 <w:color w:val="000000"/>
@@ -782,7 +926,6 @@
           </w:tcPr>
           <w:p>
             <w:pPr>
-              <w:pStyle w:val="Normal"/>
               <w:jc w:val="left"/>
               <w:pBdr>
                 <w:bottom w:val="none" w:sz="0" w:space="0" w:color="000000"/>
@@ -792,13 +935,24 @@
               </w:pBdr>
               <w:spacing w:after="80" w:before="80" w:line="240"/>
               <w:ind w:left="80" w:right="80" w:firstLine="0" w:firstLineChars="0"/>
+              <w:rPr>
+                <w:rFonts w:ascii="Arial" w:hAnsi="Arial" w:eastAsia="Arial" w:cs="Arial"/>
+                <w:i w:val="false"/>
+                <w:b w:val="false"/>
+                <w:u w:val="none"/>
+                <w:strike w:val="false"/>
+                <w:sz w:val="21"/>
+                <w:szCs w:val="21"/>
+                <w:color w:val="000000"/>
+              </w:rPr>
             </w:pPr>
             <w:r>
               <w:rPr>
-                <w:rFonts w:ascii="Arial" w:hAnsi="DejaVu Sans" w:eastAsia="DejaVu Sans" w:cs="DejaVu Sans"/>
-                <w:i w:val="false"/>
-                <w:b w:val="false"/>
-                <w:u w:val="none"/>
+                <w:rFonts w:ascii="Arial" w:hAnsi="Arial" w:eastAsia="Arial" w:cs="Arial"/>
+                <w:i w:val="false"/>
+                <w:b w:val="false"/>
+                <w:u w:val="none"/>
+                <w:strike w:val="false"/>
                 <w:sz w:val="21"/>
                 <w:szCs w:val="21"/>
                 <w:color w:val="000000"/>
@@ -832,7 +986,6 @@
           </w:tcPr>
           <w:p>
             <w:pPr>
-              <w:pStyle w:val="Normal"/>
               <w:jc w:val="left"/>
               <w:pBdr>
                 <w:bottom w:val="none" w:sz="0" w:space="0" w:color="000000"/>
@@ -842,13 +995,24 @@
               </w:pBdr>
               <w:spacing w:after="80" w:before="80" w:line="240"/>
               <w:ind w:left="80" w:right="80" w:firstLine="0" w:firstLineChars="0"/>
+              <w:rPr>
+                <w:rFonts w:ascii="Arial" w:hAnsi="Arial" w:eastAsia="Arial" w:cs="Arial"/>
+                <w:i w:val="false"/>
+                <w:b w:val="false"/>
+                <w:u w:val="none"/>
+                <w:strike w:val="false"/>
+                <w:sz w:val="21"/>
+                <w:szCs w:val="21"/>
+                <w:color w:val="000000"/>
+              </w:rPr>
             </w:pPr>
             <w:r>
               <w:rPr>
-                <w:rFonts w:ascii="Arial" w:hAnsi="DejaVu Sans" w:eastAsia="DejaVu Sans" w:cs="DejaVu Sans"/>
-                <w:i w:val="false"/>
-                <w:b w:val="false"/>
-                <w:u w:val="none"/>
+                <w:rFonts w:ascii="Arial" w:hAnsi="Arial" w:eastAsia="Arial" w:cs="Arial"/>
+                <w:i w:val="false"/>
+                <w:b w:val="false"/>
+                <w:u w:val="none"/>
+                <w:strike w:val="false"/>
                 <w:sz w:val="21"/>
                 <w:szCs w:val="21"/>
                 <w:color w:val="000000"/>
@@ -876,7 +1040,6 @@
           </w:tcPr>
           <w:p>
             <w:pPr>
-              <w:pStyle w:val="Normal"/>
               <w:jc w:val="left"/>
               <w:pBdr>
                 <w:bottom w:val="none" w:sz="0" w:space="0" w:color="000000"/>
@@ -886,13 +1049,24 @@
               </w:pBdr>
               <w:spacing w:after="80" w:before="80" w:line="240"/>
               <w:ind w:left="80" w:right="80" w:firstLine="0" w:firstLineChars="0"/>
+              <w:rPr>
+                <w:rFonts w:ascii="Arial" w:hAnsi="Arial" w:eastAsia="Arial" w:cs="Arial"/>
+                <w:i w:val="false"/>
+                <w:b w:val="false"/>
+                <w:u w:val="none"/>
+                <w:strike w:val="false"/>
+                <w:sz w:val="21"/>
+                <w:szCs w:val="21"/>
+                <w:color w:val="000000"/>
+              </w:rPr>
             </w:pPr>
             <w:r>
               <w:rPr>
-                <w:rFonts w:ascii="Arial" w:hAnsi="DejaVu Sans" w:eastAsia="DejaVu Sans" w:cs="DejaVu Sans"/>
-                <w:i w:val="false"/>
-                <w:b w:val="false"/>
-                <w:u w:val="none"/>
+                <w:rFonts w:ascii="Arial" w:hAnsi="Arial" w:eastAsia="Arial" w:cs="Arial"/>
+                <w:i w:val="false"/>
+                <w:b w:val="false"/>
+                <w:u w:val="none"/>
+                <w:strike w:val="false"/>
                 <w:sz w:val="21"/>
                 <w:szCs w:val="21"/>
                 <w:color w:val="000000"/>
@@ -920,7 +1094,6 @@
           </w:tcPr>
           <w:p>
             <w:pPr>
-              <w:pStyle w:val="Normal"/>
               <w:jc w:val="left"/>
               <w:pBdr>
                 <w:bottom w:val="none" w:sz="0" w:space="0" w:color="000000"/>
@@ -930,13 +1103,24 @@
               </w:pBdr>
               <w:spacing w:after="80" w:before="80" w:line="240"/>
               <w:ind w:left="80" w:right="80" w:firstLine="0" w:firstLineChars="0"/>
+              <w:rPr>
+                <w:rFonts w:ascii="Arial" w:hAnsi="Arial" w:eastAsia="Arial" w:cs="Arial"/>
+                <w:i w:val="false"/>
+                <w:b w:val="false"/>
+                <w:u w:val="none"/>
+                <w:strike w:val="false"/>
+                <w:sz w:val="21"/>
+                <w:szCs w:val="21"/>
+                <w:color w:val="000000"/>
+              </w:rPr>
             </w:pPr>
             <w:r>
               <w:rPr>
-                <w:rFonts w:ascii="Arial" w:hAnsi="DejaVu Sans" w:eastAsia="DejaVu Sans" w:cs="DejaVu Sans"/>
-                <w:i w:val="false"/>
-                <w:b w:val="false"/>
-                <w:u w:val="none"/>
+                <w:rFonts w:ascii="Arial" w:hAnsi="Arial" w:eastAsia="Arial" w:cs="Arial"/>
+                <w:i w:val="false"/>
+                <w:b w:val="false"/>
+                <w:u w:val="none"/>
+                <w:strike w:val="false"/>
                 <w:sz w:val="21"/>
                 <w:szCs w:val="21"/>
                 <w:color w:val="000000"/>
@@ -970,7 +1154,6 @@
           </w:tcPr>
           <w:p>
             <w:pPr>
-              <w:pStyle w:val="Normal"/>
               <w:jc w:val="left"/>
               <w:pBdr>
                 <w:bottom w:val="none" w:sz="0" w:space="0" w:color="000000"/>
@@ -980,13 +1163,24 @@
               </w:pBdr>
               <w:spacing w:after="80" w:before="80" w:line="240"/>
               <w:ind w:left="80" w:right="80" w:firstLine="0" w:firstLineChars="0"/>
+              <w:rPr>
+                <w:rFonts w:ascii="Arial" w:hAnsi="Arial" w:eastAsia="Arial" w:cs="Arial"/>
+                <w:i w:val="false"/>
+                <w:b w:val="false"/>
+                <w:u w:val="none"/>
+                <w:strike w:val="false"/>
+                <w:sz w:val="21"/>
+                <w:szCs w:val="21"/>
+                <w:color w:val="000000"/>
+              </w:rPr>
             </w:pPr>
             <w:r>
               <w:rPr>
-                <w:rFonts w:ascii="Arial" w:hAnsi="DejaVu Sans" w:eastAsia="DejaVu Sans" w:cs="DejaVu Sans"/>
-                <w:i w:val="false"/>
-                <w:b w:val="false"/>
-                <w:u w:val="none"/>
+                <w:rFonts w:ascii="Arial" w:hAnsi="Arial" w:eastAsia="Arial" w:cs="Arial"/>
+                <w:i w:val="false"/>
+                <w:b w:val="false"/>
+                <w:u w:val="none"/>
+                <w:strike w:val="false"/>
                 <w:sz w:val="21"/>
                 <w:szCs w:val="21"/>
                 <w:color w:val="000000"/>
@@ -1014,7 +1208,6 @@
           </w:tcPr>
           <w:p>
             <w:pPr>
-              <w:pStyle w:val="Normal"/>
               <w:jc w:val="left"/>
               <w:pBdr>
                 <w:bottom w:val="none" w:sz="0" w:space="0" w:color="000000"/>
@@ -1024,13 +1217,24 @@
               </w:pBdr>
               <w:spacing w:after="80" w:before="80" w:line="240"/>
               <w:ind w:left="80" w:right="80" w:firstLine="0" w:firstLineChars="0"/>
+              <w:rPr>
+                <w:rFonts w:ascii="Arial" w:hAnsi="Arial" w:eastAsia="Arial" w:cs="Arial"/>
+                <w:i w:val="false"/>
+                <w:b w:val="false"/>
+                <w:u w:val="none"/>
+                <w:strike w:val="false"/>
+                <w:sz w:val="21"/>
+                <w:szCs w:val="21"/>
+                <w:color w:val="000000"/>
+              </w:rPr>
             </w:pPr>
             <w:r>
               <w:rPr>
-                <w:rFonts w:ascii="Arial" w:hAnsi="DejaVu Sans" w:eastAsia="DejaVu Sans" w:cs="DejaVu Sans"/>
-                <w:i w:val="false"/>
-                <w:b w:val="false"/>
-                <w:u w:val="none"/>
+                <w:rFonts w:ascii="Arial" w:hAnsi="Arial" w:eastAsia="Arial" w:cs="Arial"/>
+                <w:i w:val="false"/>
+                <w:b w:val="false"/>
+                <w:u w:val="none"/>
+                <w:strike w:val="false"/>
                 <w:sz w:val="21"/>
                 <w:szCs w:val="21"/>
                 <w:color w:val="000000"/>
@@ -1058,7 +1262,6 @@
           </w:tcPr>
           <w:p>
             <w:pPr>
-              <w:pStyle w:val="Normal"/>
               <w:jc w:val="left"/>
               <w:pBdr>
                 <w:bottom w:val="none" w:sz="0" w:space="0" w:color="000000"/>
@@ -1068,13 +1271,24 @@
               </w:pBdr>
               <w:spacing w:after="80" w:before="80" w:line="240"/>
               <w:ind w:left="80" w:right="80" w:firstLine="0" w:firstLineChars="0"/>
+              <w:rPr>
+                <w:rFonts w:ascii="Arial" w:hAnsi="Arial" w:eastAsia="Arial" w:cs="Arial"/>
+                <w:i w:val="false"/>
+                <w:b w:val="false"/>
+                <w:u w:val="none"/>
+                <w:strike w:val="false"/>
+                <w:sz w:val="21"/>
+                <w:szCs w:val="21"/>
+                <w:color w:val="000000"/>
+              </w:rPr>
             </w:pPr>
             <w:r>
               <w:rPr>
-                <w:rFonts w:ascii="Arial" w:hAnsi="DejaVu Sans" w:eastAsia="DejaVu Sans" w:cs="DejaVu Sans"/>
-                <w:i w:val="false"/>
-                <w:b w:val="false"/>
-                <w:u w:val="none"/>
+                <w:rFonts w:ascii="Arial" w:hAnsi="Arial" w:eastAsia="Arial" w:cs="Arial"/>
+                <w:i w:val="false"/>
+                <w:b w:val="false"/>
+                <w:u w:val="none"/>
+                <w:strike w:val="false"/>
                 <w:sz w:val="21"/>
                 <w:szCs w:val="21"/>
                 <w:color w:val="000000"/>
@@ -1104,6 +1318,7 @@
           <w:i w:val="false"/>
           <w:b w:val="true"/>
           <w:u w:val="none"/>
+          <w:strike w:val="false"/>
           <w:sz w:val="26"/>
           <w:szCs w:val="26"/>
           <w:color w:val="215A9E"/>
@@ -1130,6 +1345,7 @@
           <w:i w:val="false"/>
           <w:b w:val="false"/>
           <w:u w:val="none"/>
+          <w:strike w:val="false"/>
           <w:sz w:val="22"/>
           <w:szCs w:val="22"/>
           <w:color w:val="000000"/>
@@ -1156,6 +1372,7 @@
           <w:i w:val="false"/>
           <w:b w:val="false"/>
           <w:u w:val="none"/>
+          <w:strike w:val="false"/>
           <w:sz w:val="22"/>
           <w:szCs w:val="22"/>
           <w:color w:val="000000"/>
@@ -1182,6 +1399,7 @@
           <w:i w:val="false"/>
           <w:b w:val="false"/>
           <w:u w:val="none"/>
+          <w:strike w:val="false"/>
           <w:sz w:val="22"/>
           <w:szCs w:val="22"/>
           <w:color w:val="000000"/>
@@ -1214,6 +1432,7 @@
           <w:i w:val="false"/>
           <w:b w:val="false"/>
           <w:u w:val="none"/>
+          <w:strike w:val="false"/>
           <w:sz w:val="18"/>
           <w:szCs w:val="18"/>
           <w:color w:val="545860"/>
@@ -1240,11 +1459,12 @@
           <w:i w:val="false"/>
           <w:b w:val="true"/>
           <w:u w:val="none"/>
+          <w:strike w:val="false"/>
           <w:sz w:val="36"/>
           <w:szCs w:val="36"/>
           <w:color w:val="063360"/>
         </w:rPr>
-        <w:t xml:space="preserve">AI Snapshot: the chart that cannot be wrong</w:t>
+        <w:t xml:space="preserve">AI Snapshot: which chart is fairer?</w:t>
       </w:r>
     </w:p>
     <w:p>
@@ -1266,6 +1486,7 @@
           <w:i w:val="true"/>
           <w:b w:val="false"/>
           <w:u w:val="none"/>
+          <w:strike w:val="false"/>
           <w:sz w:val="18"/>
           <w:szCs w:val="18"/>
           <w:color w:val="215A9E"/>
@@ -1292,6 +1513,7 @@
           <w:i w:val="false"/>
           <w:b w:val="false"/>
           <w:u w:val="none"/>
+          <w:strike w:val="false"/>
           <w:sz w:val="22"/>
           <w:szCs w:val="22"/>
           <w:color w:val="000000"/>
@@ -1322,7 +1544,7 @@
                     </pic:cNvPicPr>
                   </pic:nvPicPr>
                   <pic:blipFill>
-                    <a:blip cstate="print" r:embed="rId7"/>
+                    <a:blip r:embed="rId7"/>
                     <a:stretch>
                       <a:fillRect/>
                     </a:stretch>
@@ -1330,7 +1552,7 @@
                   <pic:spPr bwMode="auto">
                     <a:xfrm>
                       <a:off x="0" y="0"/>
-                      <a:ext cx="81280" cy="33020"/>
+                      <a:ext cx="5852160" cy="2377440"/>
                     </a:xfrm>
                     <a:prstGeom prst="rect">
                       <a:avLst/>
@@ -1363,6 +1585,7 @@
           <w:i w:val="false"/>
           <w:b w:val="true"/>
           <w:u w:val="none"/>
+          <w:strike w:val="false"/>
           <w:sz w:val="22"/>
           <w:szCs w:val="22"/>
           <w:color w:val="000000"/>
@@ -1389,6 +1612,7 @@
           <w:i w:val="true"/>
           <w:b w:val="false"/>
           <w:u w:val="none"/>
+          <w:strike w:val="false"/>
           <w:sz w:val="22"/>
           <w:szCs w:val="22"/>
           <w:color w:val="000000"/>
@@ -1415,6 +1639,7 @@
           <w:i w:val="false"/>
           <w:b w:val="true"/>
           <w:u w:val="none"/>
+          <w:strike w:val="false"/>
           <w:sz w:val="26"/>
           <w:szCs w:val="26"/>
           <w:color w:val="215A9E"/>
@@ -1441,6 +1666,7 @@
           <w:i w:val="false"/>
           <w:b w:val="false"/>
           <w:u w:val="none"/>
+          <w:strike w:val="false"/>
           <w:sz w:val="22"/>
           <w:szCs w:val="22"/>
           <w:color w:val="000000"/>
@@ -1467,11 +1693,12 @@
           <w:i w:val="false"/>
           <w:b w:val="true"/>
           <w:u w:val="none"/>
+          <w:strike w:val="false"/>
           <w:sz w:val="22"/>
           <w:szCs w:val="22"/>
           <w:color w:val="000000"/>
         </w:rPr>
-        <w:t xml:space="preserve">Four minutes. Is it wrong? Is it right? Is it answering the question that was asked? What does it explain well?</w:t>
+        <w:t xml:space="preserve">Four minutes. Is it right? Does it answer the question that was asked? What does it explain well?</w:t>
       </w:r>
     </w:p>
     <w:p>
@@ -1493,6 +1720,7 @@
           <w:i w:val="false"/>
           <w:b w:val="false"/>
           <w:u w:val="none"/>
+          <w:strike w:val="false"/>
           <w:sz w:val="22"/>
           <w:szCs w:val="22"/>
           <w:color w:val="B5BEC9"/>
@@ -1519,6 +1747,7 @@
           <w:i w:val="false"/>
           <w:b w:val="false"/>
           <w:u w:val="none"/>
+          <w:strike w:val="false"/>
           <w:sz w:val="22"/>
           <w:szCs w:val="22"/>
           <w:color w:val="B5BEC9"/>
@@ -1545,6 +1774,7 @@
           <w:i w:val="false"/>
           <w:b w:val="false"/>
           <w:u w:val="none"/>
+          <w:strike w:val="false"/>
           <w:sz w:val="22"/>
           <w:szCs w:val="22"/>
           <w:color w:val="B5BEC9"/>
@@ -1571,6 +1801,7 @@
           <w:i w:val="false"/>
           <w:b w:val="true"/>
           <w:u w:val="none"/>
+          <w:strike w:val="false"/>
           <w:sz w:val="26"/>
           <w:szCs w:val="26"/>
           <w:color w:val="215A9E"/>
@@ -1597,6 +1828,7 @@
           <w:i w:val="true"/>
           <w:b w:val="false"/>
           <w:u w:val="none"/>
+          <w:strike w:val="false"/>
           <w:sz w:val="22"/>
           <w:szCs w:val="22"/>
           <w:color w:val="000000"/>
@@ -1623,6 +1855,7 @@
           <w:i w:val="false"/>
           <w:b w:val="false"/>
           <w:u w:val="none"/>
+          <w:strike w:val="false"/>
           <w:sz w:val="22"/>
           <w:szCs w:val="22"/>
           <w:color w:val="000000"/>
@@ -1655,6 +1888,7 @@
           <w:i w:val="false"/>
           <w:b w:val="false"/>
           <w:u w:val="none"/>
+          <w:strike w:val="false"/>
           <w:sz w:val="18"/>
           <w:szCs w:val="18"/>
           <w:color w:val="545860"/>
@@ -1681,6 +1915,7 @@
           <w:i w:val="false"/>
           <w:b w:val="true"/>
           <w:u w:val="none"/>
+          <w:strike w:val="false"/>
           <w:sz w:val="36"/>
           <w:szCs w:val="36"/>
           <w:color w:val="063360"/>
@@ -1707,6 +1942,7 @@
           <w:i w:val="true"/>
           <w:b w:val="false"/>
           <w:u w:val="none"/>
+          <w:strike w:val="false"/>
           <w:sz w:val="18"/>
           <w:szCs w:val="18"/>
           <w:color w:val="215A9E"/>
@@ -1748,7 +1984,6 @@
           </w:tcPr>
           <w:p>
             <w:pPr>
-              <w:pStyle w:val="Normal"/>
               <w:jc w:val="left"/>
               <w:pBdr>
                 <w:bottom w:val="none" w:sz="0" w:space="0" w:color="000000"/>
@@ -1758,6 +1993,16 @@
               </w:pBdr>
               <w:spacing w:after="200" w:before="200" w:line="240"/>
               <w:ind w:left="200" w:right="200" w:firstLine="0" w:firstLineChars="0"/>
+              <w:rPr>
+                <w:rFonts w:ascii="Arial" w:hAnsi="Arial" w:eastAsia="Arial" w:cs="Arial"/>
+                <w:i w:val="false"/>
+                <w:b w:val="false"/>
+                <w:u w:val="none"/>
+                <w:strike w:val="false"/>
+                <w:sz w:val="21"/>
+                <w:szCs w:val="21"/>
+                <w:color w:val="000000"/>
+              </w:rPr>
             </w:pPr>
             <w:r>
               <w:rPr>
@@ -1765,6 +2010,7 @@
                 <w:i w:val="false"/>
                 <w:b w:val="true"/>
                 <w:u w:val="none"/>
+                <w:strike w:val="false"/>
                 <w:sz w:val="22"/>
                 <w:szCs w:val="22"/>
                 <w:color w:val="063360"/>
@@ -1777,6 +2023,7 @@
                 <w:i w:val="false"/>
                 <w:b w:val="false"/>
                 <w:u w:val="none"/>
+                <w:strike w:val="false"/>
                 <w:sz w:val="21"/>
                 <w:szCs w:val="21"/>
                 <w:color w:val="000000"/>
@@ -1789,6 +2036,7 @@
                 <w:i w:val="false"/>
                 <w:b w:val="false"/>
                 <w:u w:val="none"/>
+                <w:strike w:val="false"/>
                 <w:sz w:val="21"/>
                 <w:szCs w:val="21"/>
                 <w:color w:val="000000"/>
@@ -1801,6 +2049,7 @@
                 <w:i w:val="false"/>
                 <w:b w:val="false"/>
                 <w:u w:val="none"/>
+                <w:strike w:val="false"/>
                 <w:sz w:val="21"/>
                 <w:szCs w:val="21"/>
                 <w:color w:val="000000"/>
@@ -1813,6 +2062,7 @@
                 <w:i w:val="false"/>
                 <w:b w:val="false"/>
                 <w:u w:val="none"/>
+                <w:strike w:val="false"/>
                 <w:sz w:val="21"/>
                 <w:szCs w:val="21"/>
                 <w:color w:val="000000"/>
@@ -1825,6 +2075,7 @@
                 <w:i w:val="false"/>
                 <w:b w:val="false"/>
                 <w:u w:val="none"/>
+                <w:strike w:val="false"/>
                 <w:sz w:val="21"/>
                 <w:szCs w:val="21"/>
                 <w:color w:val="000000"/>
@@ -1837,6 +2088,7 @@
                 <w:i w:val="false"/>
                 <w:b w:val="false"/>
                 <w:u w:val="none"/>
+                <w:strike w:val="false"/>
                 <w:sz w:val="21"/>
                 <w:szCs w:val="21"/>
                 <w:color w:val="000000"/>
@@ -1849,6 +2101,7 @@
                 <w:i w:val="false"/>
                 <w:b w:val="false"/>
                 <w:u w:val="none"/>
+                <w:strike w:val="false"/>
                 <w:sz w:val="21"/>
                 <w:szCs w:val="21"/>
                 <w:color w:val="000000"/>
@@ -1861,6 +2114,7 @@
                 <w:i w:val="false"/>
                 <w:b w:val="false"/>
                 <w:u w:val="none"/>
+                <w:strike w:val="false"/>
                 <w:sz w:val="21"/>
                 <w:szCs w:val="21"/>
                 <w:color w:val="000000"/>
@@ -1873,6 +2127,7 @@
                 <w:i w:val="false"/>
                 <w:b w:val="false"/>
                 <w:u w:val="none"/>
+                <w:strike w:val="false"/>
                 <w:sz w:val="21"/>
                 <w:szCs w:val="21"/>
                 <w:color w:val="000000"/>
@@ -1885,6 +2140,7 @@
                 <w:i w:val="false"/>
                 <w:b w:val="false"/>
                 <w:u w:val="none"/>
+                <w:strike w:val="false"/>
                 <w:sz w:val="21"/>
                 <w:szCs w:val="21"/>
                 <w:color w:val="000000"/>
@@ -1897,6 +2153,7 @@
                 <w:i w:val="false"/>
                 <w:b w:val="false"/>
                 <w:u w:val="none"/>
+                <w:strike w:val="false"/>
                 <w:sz w:val="21"/>
                 <w:szCs w:val="21"/>
                 <w:color w:val="000000"/>
@@ -1909,6 +2166,7 @@
                 <w:i w:val="false"/>
                 <w:b w:val="false"/>
                 <w:u w:val="none"/>
+                <w:strike w:val="false"/>
                 <w:sz w:val="21"/>
                 <w:szCs w:val="21"/>
                 <w:color w:val="000000"/>
@@ -1921,6 +2179,7 @@
                 <w:i w:val="false"/>
                 <w:b w:val="false"/>
                 <w:u w:val="none"/>
+                <w:strike w:val="false"/>
                 <w:sz w:val="21"/>
                 <w:szCs w:val="21"/>
                 <w:color w:val="000000"/>
@@ -1933,6 +2192,7 @@
                 <w:i w:val="false"/>
                 <w:b w:val="false"/>
                 <w:u w:val="none"/>
+                <w:strike w:val="false"/>
                 <w:sz w:val="21"/>
                 <w:szCs w:val="21"/>
                 <w:color w:val="000000"/>
@@ -1945,6 +2205,7 @@
                 <w:i w:val="false"/>
                 <w:b w:val="false"/>
                 <w:u w:val="none"/>
+                <w:strike w:val="false"/>
                 <w:sz w:val="21"/>
                 <w:szCs w:val="21"/>
                 <w:color w:val="000000"/>
@@ -1957,6 +2218,7 @@
                 <w:i w:val="false"/>
                 <w:b w:val="false"/>
                 <w:u w:val="none"/>
+                <w:strike w:val="false"/>
                 <w:sz w:val="21"/>
                 <w:szCs w:val="21"/>
                 <w:color w:val="000000"/>
@@ -1969,6 +2231,7 @@
                 <w:i w:val="false"/>
                 <w:b w:val="false"/>
                 <w:u w:val="none"/>
+                <w:strike w:val="false"/>
                 <w:sz w:val="21"/>
                 <w:szCs w:val="21"/>
                 <w:color w:val="000000"/>
@@ -1981,6 +2244,7 @@
                 <w:i w:val="false"/>
                 <w:b w:val="false"/>
                 <w:u w:val="none"/>
+                <w:strike w:val="false"/>
                 <w:sz w:val="21"/>
                 <w:szCs w:val="21"/>
                 <w:color w:val="000000"/>
@@ -1993,6 +2257,7 @@
                 <w:i w:val="false"/>
                 <w:b w:val="false"/>
                 <w:u w:val="none"/>
+                <w:strike w:val="false"/>
                 <w:sz w:val="21"/>
                 <w:szCs w:val="21"/>
                 <w:color w:val="000000"/>
@@ -2005,6 +2270,7 @@
                 <w:i w:val="false"/>
                 <w:b w:val="false"/>
                 <w:u w:val="none"/>
+                <w:strike w:val="false"/>
                 <w:sz w:val="21"/>
                 <w:szCs w:val="21"/>
                 <w:color w:val="000000"/>
@@ -2032,7 +2298,6 @@
           </w:tcPr>
           <w:p>
             <w:pPr>
-              <w:pStyle w:val="Normal"/>
               <w:jc w:val="left"/>
               <w:pBdr>
                 <w:bottom w:val="none" w:sz="0" w:space="0" w:color="000000"/>
@@ -2042,6 +2307,16 @@
               </w:pBdr>
               <w:spacing w:after="200" w:before="200" w:line="240"/>
               <w:ind w:left="200" w:right="200" w:firstLine="0" w:firstLineChars="0"/>
+              <w:rPr>
+                <w:rFonts w:ascii="Arial" w:hAnsi="Arial" w:eastAsia="Arial" w:cs="Arial"/>
+                <w:i w:val="false"/>
+                <w:b w:val="false"/>
+                <w:u w:val="none"/>
+                <w:strike w:val="false"/>
+                <w:sz w:val="21"/>
+                <w:szCs w:val="21"/>
+                <w:color w:val="000000"/>
+              </w:rPr>
             </w:pPr>
             <w:r>
               <w:rPr>
@@ -2049,6 +2324,7 @@
                 <w:i w:val="false"/>
                 <w:b w:val="true"/>
                 <w:u w:val="none"/>
+                <w:strike w:val="false"/>
                 <w:sz w:val="22"/>
                 <w:szCs w:val="22"/>
                 <w:color w:val="063360"/>
@@ -2061,6 +2337,7 @@
                 <w:i w:val="false"/>
                 <w:b w:val="false"/>
                 <w:u w:val="none"/>
+                <w:strike w:val="false"/>
                 <w:sz w:val="21"/>
                 <w:szCs w:val="21"/>
                 <w:color w:val="000000"/>
@@ -2073,6 +2350,7 @@
                 <w:i w:val="false"/>
                 <w:b w:val="false"/>
                 <w:u w:val="none"/>
+                <w:strike w:val="false"/>
                 <w:sz w:val="21"/>
                 <w:szCs w:val="21"/>
                 <w:color w:val="000000"/>
@@ -2085,6 +2363,7 @@
                 <w:i w:val="false"/>
                 <w:b w:val="false"/>
                 <w:u w:val="none"/>
+                <w:strike w:val="false"/>
                 <w:sz w:val="21"/>
                 <w:szCs w:val="21"/>
                 <w:color w:val="000000"/>
@@ -2097,6 +2376,7 @@
                 <w:i w:val="false"/>
                 <w:b w:val="false"/>
                 <w:u w:val="none"/>
+                <w:strike w:val="false"/>
                 <w:sz w:val="21"/>
                 <w:szCs w:val="21"/>
                 <w:color w:val="000000"/>
@@ -2109,6 +2389,7 @@
                 <w:i w:val="false"/>
                 <w:b w:val="false"/>
                 <w:u w:val="none"/>
+                <w:strike w:val="false"/>
                 <w:sz w:val="21"/>
                 <w:szCs w:val="21"/>
                 <w:color w:val="000000"/>
@@ -2121,6 +2402,7 @@
                 <w:i w:val="false"/>
                 <w:b w:val="false"/>
                 <w:u w:val="none"/>
+                <w:strike w:val="false"/>
                 <w:sz w:val="21"/>
                 <w:szCs w:val="21"/>
                 <w:color w:val="000000"/>
@@ -2133,6 +2415,7 @@
                 <w:i w:val="false"/>
                 <w:b w:val="false"/>
                 <w:u w:val="none"/>
+                <w:strike w:val="false"/>
                 <w:sz w:val="21"/>
                 <w:szCs w:val="21"/>
                 <w:color w:val="000000"/>
@@ -2145,6 +2428,7 @@
                 <w:i w:val="false"/>
                 <w:b w:val="false"/>
                 <w:u w:val="none"/>
+                <w:strike w:val="false"/>
                 <w:sz w:val="21"/>
                 <w:szCs w:val="21"/>
                 <w:color w:val="000000"/>
@@ -2157,6 +2441,7 @@
                 <w:i w:val="false"/>
                 <w:b w:val="false"/>
                 <w:u w:val="none"/>
+                <w:strike w:val="false"/>
                 <w:sz w:val="21"/>
                 <w:szCs w:val="21"/>
                 <w:color w:val="000000"/>
@@ -2169,6 +2454,7 @@
                 <w:i w:val="false"/>
                 <w:b w:val="false"/>
                 <w:u w:val="none"/>
+                <w:strike w:val="false"/>
                 <w:sz w:val="21"/>
                 <w:szCs w:val="21"/>
                 <w:color w:val="000000"/>
@@ -2181,6 +2467,7 @@
                 <w:i w:val="false"/>
                 <w:b w:val="false"/>
                 <w:u w:val="none"/>
+                <w:strike w:val="false"/>
                 <w:sz w:val="21"/>
                 <w:szCs w:val="21"/>
                 <w:color w:val="000000"/>
@@ -2193,6 +2480,7 @@
                 <w:i w:val="false"/>
                 <w:b w:val="false"/>
                 <w:u w:val="none"/>
+                <w:strike w:val="false"/>
                 <w:sz w:val="21"/>
                 <w:szCs w:val="21"/>
                 <w:color w:val="000000"/>
@@ -2205,6 +2493,7 @@
                 <w:i w:val="false"/>
                 <w:b w:val="false"/>
                 <w:u w:val="none"/>
+                <w:strike w:val="false"/>
                 <w:sz w:val="21"/>
                 <w:szCs w:val="21"/>
                 <w:color w:val="000000"/>
@@ -2217,6 +2506,7 @@
                 <w:i w:val="false"/>
                 <w:b w:val="false"/>
                 <w:u w:val="none"/>
+                <w:strike w:val="false"/>
                 <w:sz w:val="21"/>
                 <w:szCs w:val="21"/>
                 <w:color w:val="000000"/>
@@ -2229,6 +2519,7 @@
                 <w:i w:val="false"/>
                 <w:b w:val="false"/>
                 <w:u w:val="none"/>
+                <w:strike w:val="false"/>
                 <w:sz w:val="21"/>
                 <w:szCs w:val="21"/>
                 <w:color w:val="000000"/>
@@ -2241,6 +2532,7 @@
                 <w:i w:val="false"/>
                 <w:b w:val="false"/>
                 <w:u w:val="none"/>
+                <w:strike w:val="false"/>
                 <w:sz w:val="21"/>
                 <w:szCs w:val="21"/>
                 <w:color w:val="000000"/>
@@ -2253,6 +2545,7 @@
                 <w:i w:val="false"/>
                 <w:b w:val="false"/>
                 <w:u w:val="none"/>
+                <w:strike w:val="false"/>
                 <w:sz w:val="21"/>
                 <w:szCs w:val="21"/>
                 <w:color w:val="000000"/>
@@ -2265,6 +2558,7 @@
                 <w:i w:val="false"/>
                 <w:b w:val="false"/>
                 <w:u w:val="none"/>
+                <w:strike w:val="false"/>
                 <w:sz w:val="21"/>
                 <w:szCs w:val="21"/>
                 <w:color w:val="000000"/>
@@ -2277,6 +2571,7 @@
                 <w:i w:val="false"/>
                 <w:b w:val="false"/>
                 <w:u w:val="none"/>
+                <w:strike w:val="false"/>
                 <w:sz w:val="21"/>
                 <w:szCs w:val="21"/>
                 <w:color w:val="000000"/>
@@ -2289,6 +2584,7 @@
                 <w:i w:val="false"/>
                 <w:b w:val="false"/>
                 <w:u w:val="none"/>
+                <w:strike w:val="false"/>
                 <w:sz w:val="21"/>
                 <w:szCs w:val="21"/>
                 <w:color w:val="000000"/>
@@ -2322,7 +2618,6 @@
           </w:tcPr>
           <w:p>
             <w:pPr>
-              <w:pStyle w:val="Normal"/>
               <w:jc w:val="left"/>
               <w:pBdr>
                 <w:bottom w:val="none" w:sz="0" w:space="0" w:color="000000"/>
@@ -2332,6 +2627,16 @@
               </w:pBdr>
               <w:spacing w:after="200" w:before="200" w:line="240"/>
               <w:ind w:left="200" w:right="200" w:firstLine="0" w:firstLineChars="0"/>
+              <w:rPr>
+                <w:rFonts w:ascii="Arial" w:hAnsi="Arial" w:eastAsia="Arial" w:cs="Arial"/>
+                <w:i w:val="false"/>
+                <w:b w:val="false"/>
+                <w:u w:val="none"/>
+                <w:strike w:val="false"/>
+                <w:sz w:val="21"/>
+                <w:szCs w:val="21"/>
+                <w:color w:val="000000"/>
+              </w:rPr>
             </w:pPr>
             <w:r>
               <w:rPr>
@@ -2339,6 +2644,7 @@
                 <w:i w:val="false"/>
                 <w:b w:val="true"/>
                 <w:u w:val="none"/>
+                <w:strike w:val="false"/>
                 <w:sz w:val="22"/>
                 <w:szCs w:val="22"/>
                 <w:color w:val="063360"/>
@@ -2351,6 +2657,7 @@
                 <w:i w:val="false"/>
                 <w:b w:val="false"/>
                 <w:u w:val="none"/>
+                <w:strike w:val="false"/>
                 <w:sz w:val="21"/>
                 <w:szCs w:val="21"/>
                 <w:color w:val="000000"/>
@@ -2363,6 +2670,7 @@
                 <w:i w:val="false"/>
                 <w:b w:val="false"/>
                 <w:u w:val="none"/>
+                <w:strike w:val="false"/>
                 <w:sz w:val="21"/>
                 <w:szCs w:val="21"/>
                 <w:color w:val="000000"/>
@@ -2375,6 +2683,7 @@
                 <w:i w:val="false"/>
                 <w:b w:val="false"/>
                 <w:u w:val="none"/>
+                <w:strike w:val="false"/>
                 <w:sz w:val="21"/>
                 <w:szCs w:val="21"/>
                 <w:color w:val="000000"/>
@@ -2387,6 +2696,7 @@
                 <w:i w:val="false"/>
                 <w:b w:val="false"/>
                 <w:u w:val="none"/>
+                <w:strike w:val="false"/>
                 <w:sz w:val="21"/>
                 <w:szCs w:val="21"/>
                 <w:color w:val="000000"/>
@@ -2399,6 +2709,7 @@
                 <w:i w:val="false"/>
                 <w:b w:val="false"/>
                 <w:u w:val="none"/>
+                <w:strike w:val="false"/>
                 <w:sz w:val="21"/>
                 <w:szCs w:val="21"/>
                 <w:color w:val="000000"/>
@@ -2411,6 +2722,7 @@
                 <w:i w:val="false"/>
                 <w:b w:val="false"/>
                 <w:u w:val="none"/>
+                <w:strike w:val="false"/>
                 <w:sz w:val="21"/>
                 <w:szCs w:val="21"/>
                 <w:color w:val="000000"/>
@@ -2423,6 +2735,7 @@
                 <w:i w:val="false"/>
                 <w:b w:val="false"/>
                 <w:u w:val="none"/>
+                <w:strike w:val="false"/>
                 <w:sz w:val="21"/>
                 <w:szCs w:val="21"/>
                 <w:color w:val="000000"/>
@@ -2435,6 +2748,7 @@
                 <w:i w:val="false"/>
                 <w:b w:val="false"/>
                 <w:u w:val="none"/>
+                <w:strike w:val="false"/>
                 <w:sz w:val="21"/>
                 <w:szCs w:val="21"/>
                 <w:color w:val="000000"/>
@@ -2447,6 +2761,7 @@
                 <w:i w:val="false"/>
                 <w:b w:val="false"/>
                 <w:u w:val="none"/>
+                <w:strike w:val="false"/>
                 <w:sz w:val="21"/>
                 <w:szCs w:val="21"/>
                 <w:color w:val="000000"/>
@@ -2459,6 +2774,7 @@
                 <w:i w:val="false"/>
                 <w:b w:val="false"/>
                 <w:u w:val="none"/>
+                <w:strike w:val="false"/>
                 <w:sz w:val="21"/>
                 <w:szCs w:val="21"/>
                 <w:color w:val="000000"/>
@@ -2471,6 +2787,7 @@
                 <w:i w:val="false"/>
                 <w:b w:val="false"/>
                 <w:u w:val="none"/>
+                <w:strike w:val="false"/>
                 <w:sz w:val="21"/>
                 <w:szCs w:val="21"/>
                 <w:color w:val="000000"/>
@@ -2483,6 +2800,7 @@
                 <w:i w:val="false"/>
                 <w:b w:val="false"/>
                 <w:u w:val="none"/>
+                <w:strike w:val="false"/>
                 <w:sz w:val="21"/>
                 <w:szCs w:val="21"/>
                 <w:color w:val="000000"/>
@@ -2495,6 +2813,7 @@
                 <w:i w:val="false"/>
                 <w:b w:val="false"/>
                 <w:u w:val="none"/>
+                <w:strike w:val="false"/>
                 <w:sz w:val="21"/>
                 <w:szCs w:val="21"/>
                 <w:color w:val="000000"/>
@@ -2507,6 +2826,7 @@
                 <w:i w:val="false"/>
                 <w:b w:val="false"/>
                 <w:u w:val="none"/>
+                <w:strike w:val="false"/>
                 <w:sz w:val="21"/>
                 <w:szCs w:val="21"/>
                 <w:color w:val="000000"/>
@@ -2519,6 +2839,7 @@
                 <w:i w:val="false"/>
                 <w:b w:val="false"/>
                 <w:u w:val="none"/>
+                <w:strike w:val="false"/>
                 <w:sz w:val="21"/>
                 <w:szCs w:val="21"/>
                 <w:color w:val="000000"/>
@@ -2531,6 +2852,7 @@
                 <w:i w:val="false"/>
                 <w:b w:val="false"/>
                 <w:u w:val="none"/>
+                <w:strike w:val="false"/>
                 <w:sz w:val="21"/>
                 <w:szCs w:val="21"/>
                 <w:color w:val="000000"/>
@@ -2543,6 +2865,7 @@
                 <w:i w:val="false"/>
                 <w:b w:val="false"/>
                 <w:u w:val="none"/>
+                <w:strike w:val="false"/>
                 <w:sz w:val="21"/>
                 <w:szCs w:val="21"/>
                 <w:color w:val="000000"/>
@@ -2555,6 +2878,7 @@
                 <w:i w:val="false"/>
                 <w:b w:val="false"/>
                 <w:u w:val="none"/>
+                <w:strike w:val="false"/>
                 <w:sz w:val="21"/>
                 <w:szCs w:val="21"/>
                 <w:color w:val="000000"/>
@@ -2567,6 +2891,7 @@
                 <w:i w:val="false"/>
                 <w:b w:val="false"/>
                 <w:u w:val="none"/>
+                <w:strike w:val="false"/>
                 <w:sz w:val="21"/>
                 <w:szCs w:val="21"/>
                 <w:color w:val="000000"/>
@@ -2579,6 +2904,7 @@
                 <w:i w:val="false"/>
                 <w:b w:val="false"/>
                 <w:u w:val="none"/>
+                <w:strike w:val="false"/>
                 <w:sz w:val="21"/>
                 <w:szCs w:val="21"/>
                 <w:color w:val="000000"/>
@@ -2606,7 +2932,6 @@
           </w:tcPr>
           <w:p>
             <w:pPr>
-              <w:pStyle w:val="Normal"/>
               <w:jc w:val="left"/>
               <w:pBdr>
                 <w:bottom w:val="none" w:sz="0" w:space="0" w:color="000000"/>
@@ -2616,6 +2941,16 @@
               </w:pBdr>
               <w:spacing w:after="200" w:before="200" w:line="240"/>
               <w:ind w:left="200" w:right="200" w:firstLine="0" w:firstLineChars="0"/>
+              <w:rPr>
+                <w:rFonts w:ascii="Arial" w:hAnsi="Arial" w:eastAsia="Arial" w:cs="Arial"/>
+                <w:i w:val="false"/>
+                <w:b w:val="false"/>
+                <w:u w:val="none"/>
+                <w:strike w:val="false"/>
+                <w:sz w:val="21"/>
+                <w:szCs w:val="21"/>
+                <w:color w:val="000000"/>
+              </w:rPr>
             </w:pPr>
             <w:r>
               <w:rPr>
@@ -2623,6 +2958,7 @@
                 <w:i w:val="false"/>
                 <w:b w:val="true"/>
                 <w:u w:val="none"/>
+                <w:strike w:val="false"/>
                 <w:sz w:val="22"/>
                 <w:szCs w:val="22"/>
                 <w:color w:val="063360"/>
@@ -2635,6 +2971,7 @@
                 <w:i w:val="false"/>
                 <w:b w:val="false"/>
                 <w:u w:val="none"/>
+                <w:strike w:val="false"/>
                 <w:sz w:val="21"/>
                 <w:szCs w:val="21"/>
                 <w:color w:val="000000"/>
@@ -2647,6 +2984,7 @@
                 <w:i w:val="false"/>
                 <w:b w:val="false"/>
                 <w:u w:val="none"/>
+                <w:strike w:val="false"/>
                 <w:sz w:val="21"/>
                 <w:szCs w:val="21"/>
                 <w:color w:val="000000"/>
@@ -2659,6 +2997,7 @@
                 <w:i w:val="false"/>
                 <w:b w:val="false"/>
                 <w:u w:val="none"/>
+                <w:strike w:val="false"/>
                 <w:sz w:val="21"/>
                 <w:szCs w:val="21"/>
                 <w:color w:val="000000"/>
@@ -2671,6 +3010,7 @@
                 <w:i w:val="false"/>
                 <w:b w:val="false"/>
                 <w:u w:val="none"/>
+                <w:strike w:val="false"/>
                 <w:sz w:val="21"/>
                 <w:szCs w:val="21"/>
                 <w:color w:val="000000"/>
@@ -2683,6 +3023,7 @@
                 <w:i w:val="false"/>
                 <w:b w:val="false"/>
                 <w:u w:val="none"/>
+                <w:strike w:val="false"/>
                 <w:sz w:val="21"/>
                 <w:szCs w:val="21"/>
                 <w:color w:val="000000"/>
@@ -2695,6 +3036,7 @@
                 <w:i w:val="false"/>
                 <w:b w:val="false"/>
                 <w:u w:val="none"/>
+                <w:strike w:val="false"/>
                 <w:sz w:val="21"/>
                 <w:szCs w:val="21"/>
                 <w:color w:val="000000"/>
@@ -2707,6 +3049,7 @@
                 <w:i w:val="false"/>
                 <w:b w:val="false"/>
                 <w:u w:val="none"/>
+                <w:strike w:val="false"/>
                 <w:sz w:val="21"/>
                 <w:szCs w:val="21"/>
                 <w:color w:val="000000"/>
@@ -2719,6 +3062,7 @@
                 <w:i w:val="false"/>
                 <w:b w:val="false"/>
                 <w:u w:val="none"/>
+                <w:strike w:val="false"/>
                 <w:sz w:val="21"/>
                 <w:szCs w:val="21"/>
                 <w:color w:val="000000"/>
@@ -2731,6 +3075,7 @@
                 <w:i w:val="false"/>
                 <w:b w:val="false"/>
                 <w:u w:val="none"/>
+                <w:strike w:val="false"/>
                 <w:sz w:val="21"/>
                 <w:szCs w:val="21"/>
                 <w:color w:val="000000"/>
@@ -2743,6 +3088,7 @@
                 <w:i w:val="false"/>
                 <w:b w:val="false"/>
                 <w:u w:val="none"/>
+                <w:strike w:val="false"/>
                 <w:sz w:val="21"/>
                 <w:szCs w:val="21"/>
                 <w:color w:val="000000"/>
@@ -2755,6 +3101,7 @@
                 <w:i w:val="false"/>
                 <w:b w:val="false"/>
                 <w:u w:val="none"/>
+                <w:strike w:val="false"/>
                 <w:sz w:val="21"/>
                 <w:szCs w:val="21"/>
                 <w:color w:val="000000"/>
@@ -2767,6 +3114,7 @@
                 <w:i w:val="false"/>
                 <w:b w:val="false"/>
                 <w:u w:val="none"/>
+                <w:strike w:val="false"/>
                 <w:sz w:val="21"/>
                 <w:szCs w:val="21"/>
                 <w:color w:val="000000"/>
@@ -2779,6 +3127,7 @@
                 <w:i w:val="false"/>
                 <w:b w:val="false"/>
                 <w:u w:val="none"/>
+                <w:strike w:val="false"/>
                 <w:sz w:val="21"/>
                 <w:szCs w:val="21"/>
                 <w:color w:val="000000"/>
@@ -2791,6 +3140,7 @@
                 <w:i w:val="false"/>
                 <w:b w:val="false"/>
                 <w:u w:val="none"/>
+                <w:strike w:val="false"/>
                 <w:sz w:val="21"/>
                 <w:szCs w:val="21"/>
                 <w:color w:val="000000"/>
@@ -2803,6 +3153,7 @@
                 <w:i w:val="false"/>
                 <w:b w:val="false"/>
                 <w:u w:val="none"/>
+                <w:strike w:val="false"/>
                 <w:sz w:val="21"/>
                 <w:szCs w:val="21"/>
                 <w:color w:val="000000"/>
@@ -2815,6 +3166,7 @@
                 <w:i w:val="false"/>
                 <w:b w:val="false"/>
                 <w:u w:val="none"/>
+                <w:strike w:val="false"/>
                 <w:sz w:val="21"/>
                 <w:szCs w:val="21"/>
                 <w:color w:val="000000"/>
@@ -2827,6 +3179,7 @@
                 <w:i w:val="false"/>
                 <w:b w:val="false"/>
                 <w:u w:val="none"/>
+                <w:strike w:val="false"/>
                 <w:sz w:val="21"/>
                 <w:szCs w:val="21"/>
                 <w:color w:val="000000"/>
@@ -2839,6 +3192,7 @@
                 <w:i w:val="false"/>
                 <w:b w:val="false"/>
                 <w:u w:val="none"/>
+                <w:strike w:val="false"/>
                 <w:sz w:val="21"/>
                 <w:szCs w:val="21"/>
                 <w:color w:val="000000"/>
@@ -2851,6 +3205,7 @@
                 <w:i w:val="false"/>
                 <w:b w:val="false"/>
                 <w:u w:val="none"/>
+                <w:strike w:val="false"/>
                 <w:sz w:val="21"/>
                 <w:szCs w:val="21"/>
                 <w:color w:val="000000"/>
@@ -2863,6 +3218,7 @@
                 <w:i w:val="false"/>
                 <w:b w:val="false"/>
                 <w:u w:val="none"/>
+                <w:strike w:val="false"/>
                 <w:sz w:val="21"/>
                 <w:szCs w:val="21"/>
                 <w:color w:val="000000"/>
@@ -2898,6 +3254,7 @@
           <w:i w:val="false"/>
           <w:b w:val="false"/>
           <w:u w:val="none"/>
+          <w:strike w:val="false"/>
           <w:sz w:val="18"/>
           <w:szCs w:val="18"/>
           <w:color w:val="545860"/>
@@ -2924,6 +3281,7 @@
           <w:i w:val="false"/>
           <w:b w:val="true"/>
           <w:u w:val="none"/>
+          <w:strike w:val="false"/>
           <w:sz w:val="36"/>
           <w:szCs w:val="36"/>
           <w:color w:val="063360"/>
@@ -2950,6 +3308,7 @@
           <w:i w:val="true"/>
           <w:b w:val="false"/>
           <w:u w:val="none"/>
+          <w:strike w:val="false"/>
           <w:sz w:val="18"/>
           <w:szCs w:val="18"/>
           <w:color w:val="215A9E"/>
@@ -2976,6 +3335,7 @@
           <w:i w:val="false"/>
           <w:b w:val="true"/>
           <w:u w:val="none"/>
+          <w:strike w:val="false"/>
           <w:sz w:val="26"/>
           <w:szCs w:val="26"/>
           <w:color w:val="215A9E"/>
@@ -3002,6 +3362,7 @@
           <w:i w:val="false"/>
           <w:b w:val="false"/>
           <w:u w:val="none"/>
+          <w:strike w:val="false"/>
           <w:sz w:val="22"/>
           <w:szCs w:val="22"/>
           <w:color w:val="000000"/>
@@ -3028,6 +3389,7 @@
           <w:i w:val="false"/>
           <w:b w:val="false"/>
           <w:u w:val="none"/>
+          <w:strike w:val="false"/>
           <w:sz w:val="22"/>
           <w:szCs w:val="22"/>
           <w:color w:val="000000"/>
@@ -3054,11 +3416,12 @@
           <w:i w:val="false"/>
           <w:b w:val="false"/>
           <w:u w:val="none"/>
+          <w:strike w:val="false"/>
           <w:sz w:val="22"/>
           <w:szCs w:val="22"/>
           <w:color w:val="000000"/>
         </w:rPr>
-        <w:t xml:space="preserve">3. 16 of the 400 school-zone segments had no child collisions at baseline, so a percentage change is undefined for them. The largest percentage cuts come from segments that started with two to four collisions; the two top-six lists answer different questions.</w:t>
+        <w:t xml:space="preserve">3. 10 of the 200 package segments had no child collisions at baseline, so a percentage change is undefined for them. 33 package segments fell to zero, a 100% cut, 23 of them from four collisions or fewer. The two top-six lists share 1 segment and answer different questions: where the package worked best, and where it prevented the most harm (54 collisions removed).</w:t>
       </w:r>
     </w:p>
     <w:p>
@@ -3080,6 +3443,7 @@
           <w:i w:val="false"/>
           <w:b w:val="false"/>
           <w:u w:val="none"/>
+          <w:strike w:val="false"/>
           <w:sz w:val="22"/>
           <w:szCs w:val="22"/>
           <w:color w:val="000000"/>
@@ -3106,6 +3470,7 @@
           <w:i w:val="false"/>
           <w:b w:val="false"/>
           <w:u w:val="none"/>
+          <w:strike w:val="false"/>
           <w:sz w:val="22"/>
           <w:szCs w:val="22"/>
           <w:color w:val="000000"/>
@@ -3132,6 +3497,7 @@
           <w:i w:val="false"/>
           <w:b w:val="false"/>
           <w:u w:val="none"/>
+          <w:strike w:val="false"/>
           <w:sz w:val="22"/>
           <w:szCs w:val="22"/>
           <w:color w:val="000000"/>
@@ -3158,6 +3524,7 @@
           <w:i w:val="false"/>
           <w:b w:val="true"/>
           <w:u w:val="none"/>
+          <w:strike w:val="false"/>
           <w:sz w:val="26"/>
           <w:szCs w:val="26"/>
           <w:color w:val="215A9E"/>
@@ -3184,11 +3551,12 @@
           <w:i w:val="false"/>
           <w:b w:val="false"/>
           <w:u w:val="none"/>
+          <w:strike w:val="false"/>
           <w:sz w:val="22"/>
           <w:szCs w:val="22"/>
           <w:color w:val="000000"/>
         </w:rPr>
-        <w:t xml:space="preserve">7.8%. Pooled -32.7% against an average of -10.8% across the 384 segments with a baseline: far apart, because the pooled figure weights segments by their collisions. About 24%.</w:t>
+        <w:t xml:space="preserve">7.8%. Pooled -51.5% against an average of -35.6% across the 190 package segments with a baseline: far apart, because the pooled figure weights segments by their collisions. About 24%.</w:t>
       </w:r>
     </w:p>
     <w:p>
@@ -3210,6 +3578,7 @@
           <w:i w:val="false"/>
           <w:b w:val="true"/>
           <w:u w:val="none"/>
+          <w:strike w:val="false"/>
           <w:sz w:val="26"/>
           <w:szCs w:val="26"/>
           <w:color w:val="215A9E"/>
@@ -3236,6 +3605,7 @@
           <w:i w:val="false"/>
           <w:b w:val="false"/>
           <w:u w:val="none"/>
+          <w:strike w:val="false"/>
           <w:sz w:val="22"/>
           <w:szCs w:val="22"/>
           <w:color w:val="000000"/>
@@ -3243,11 +3613,11 @@
         <w:t xml:space="preserve">Each sentence is accurate. The answer skips who is reading the figure and the sentence beside it: a truncated axis suits "a difference exists", not "a large difference". It never checks either picture against the number (630 AED, 1.13 standard deviations), and it does not ask who the audience is. The better prompt names both.</w:t>
       </w:r>
     </w:p>
-    <w:sectPr w:officer="true">
-      <w:pgMar w:header="720" w:bottom="1008" w:top="1008" w:right="1152" w:left="1152" w:footer="720" w:gutter="720"/>
+    <w:sectPr>
+      <w:pgMar w:header="708" w:bottom="1008" w:top="1008" w:right="1152" w:left="1152" w:footer="708" w:gutter="0"/>
       <w:pgSz w:h="16838" w:w="11906" w:orient="portrait"/>
+      <w:type w:val="continuous"/>
       <w:cols/>
-      <w:type w:val="continuous"/>
     </w:sectPr>
   </w:body>
 </w:document>

--- a/Module_2_Oct_2026_v2/Oct14_session2_materials.docx
+++ b/Module_2_Oct_2026_v2/Oct14_session2_materials.docx
@@ -107,7 +107,7 @@
           <w:szCs w:val="22"/>
           <w:color w:val="000000"/>
         </w:rPr>
-        <w:t xml:space="preserve">Each section of this session shows the same data drawn two ways. For every pair, in groups: what is this figure telling you, and what might be wrong or misleading?</w:t>
+        <w:t xml:space="preserve">Each section of this session shows the same data drawn two ways. For every pair, discuss in groups: what is the figure telling you, and what might be wrong or misleading about the figure?</w:t>
       </w:r>
     </w:p>
     <w:tbl xmlns:a="http://schemas.openxmlformats.org/drawingml/2006/main" xmlns:pic="http://schemas.openxmlformats.org/drawingml/2006/picture">
@@ -126,7 +126,6 @@
           <w:trHeight w:val="360" w:hRule="auto"/>
           <w:tblHeader/>
         </w:trPr>
-        header1
         <w:tc>
           <w:tcPr>
             <w:tcBorders>
@@ -146,6 +145,7 @@
           </w:tcPr>
           <w:p>
             <w:pPr>
+              <w:pStyle w:val="Normal"/>
               <w:jc w:val="left"/>
               <w:pBdr>
                 <w:bottom w:val="none" w:sz="0" w:space="0" w:color="000000"/>
@@ -200,6 +200,7 @@
           </w:tcPr>
           <w:p>
             <w:pPr>
+              <w:pStyle w:val="Normal"/>
               <w:jc w:val="left"/>
               <w:pBdr>
                 <w:bottom w:val="none" w:sz="0" w:space="0" w:color="000000"/>
@@ -231,7 +232,7 @@
                 <w:szCs w:val="21"/>
                 <w:color w:val="063360"/>
               </w:rPr>
-              <w:t xml:space="preserve">What is it telling you?</w:t>
+              <w:t xml:space="preserve">What is the figure telling you?</w:t>
             </w:r>
           </w:p>
         </w:tc>
@@ -254,6 +255,7 @@
           </w:tcPr>
           <w:p>
             <w:pPr>
+              <w:pStyle w:val="Normal"/>
               <w:jc w:val="left"/>
               <w:pBdr>
                 <w:bottom w:val="none" w:sz="0" w:space="0" w:color="000000"/>
@@ -294,7 +296,6 @@
         <w:trPr>
           <w:trHeight w:val="1224" w:hRule="atLeast"/>
         </w:trPr>
-        body1
         <w:tc>
           <w:tcPr>
             <w:tcBorders>
@@ -314,6 +315,7 @@
           </w:tcPr>
           <w:p>
             <w:pPr>
+              <w:pStyle w:val="Normal"/>
               <w:jc w:val="left"/>
               <w:pBdr>
                 <w:bottom w:val="none" w:sz="0" w:space="0" w:color="000000"/>
@@ -368,6 +370,7 @@
           </w:tcPr>
           <w:p>
             <w:pPr>
+              <w:pStyle w:val="Normal"/>
               <w:jc w:val="left"/>
               <w:pBdr>
                 <w:bottom w:val="none" w:sz="0" w:space="0" w:color="000000"/>
@@ -422,6 +425,7 @@
           </w:tcPr>
           <w:p>
             <w:pPr>
+              <w:pStyle w:val="Normal"/>
               <w:jc w:val="left"/>
               <w:pBdr>
                 <w:bottom w:val="none" w:sz="0" w:space="0" w:color="000000"/>
@@ -462,7 +466,6 @@
         <w:trPr>
           <w:trHeight w:val="1224" w:hRule="atLeast"/>
         </w:trPr>
-        body2
         <w:tc>
           <w:tcPr>
             <w:tcBorders>
@@ -482,6 +485,7 @@
           </w:tcPr>
           <w:p>
             <w:pPr>
+              <w:pStyle w:val="Normal"/>
               <w:jc w:val="left"/>
               <w:pBdr>
                 <w:bottom w:val="none" w:sz="0" w:space="0" w:color="000000"/>
@@ -536,6 +540,7 @@
           </w:tcPr>
           <w:p>
             <w:pPr>
+              <w:pStyle w:val="Normal"/>
               <w:jc w:val="left"/>
               <w:pBdr>
                 <w:bottom w:val="none" w:sz="0" w:space="0" w:color="000000"/>
@@ -590,6 +595,7 @@
           </w:tcPr>
           <w:p>
             <w:pPr>
+              <w:pStyle w:val="Normal"/>
               <w:jc w:val="left"/>
               <w:pBdr>
                 <w:bottom w:val="none" w:sz="0" w:space="0" w:color="000000"/>
@@ -630,7 +636,6 @@
         <w:trPr>
           <w:trHeight w:val="1224" w:hRule="atLeast"/>
         </w:trPr>
-        body3
         <w:tc>
           <w:tcPr>
             <w:tcBorders>
@@ -650,6 +655,7 @@
           </w:tcPr>
           <w:p>
             <w:pPr>
+              <w:pStyle w:val="Normal"/>
               <w:jc w:val="left"/>
               <w:pBdr>
                 <w:bottom w:val="none" w:sz="0" w:space="0" w:color="000000"/>
@@ -704,6 +710,7 @@
           </w:tcPr>
           <w:p>
             <w:pPr>
+              <w:pStyle w:val="Normal"/>
               <w:jc w:val="left"/>
               <w:pBdr>
                 <w:bottom w:val="none" w:sz="0" w:space="0" w:color="000000"/>
@@ -758,6 +765,7 @@
           </w:tcPr>
           <w:p>
             <w:pPr>
+              <w:pStyle w:val="Normal"/>
               <w:jc w:val="left"/>
               <w:pBdr>
                 <w:bottom w:val="none" w:sz="0" w:space="0" w:color="000000"/>
@@ -798,7 +806,6 @@
         <w:trPr>
           <w:trHeight w:val="1224" w:hRule="atLeast"/>
         </w:trPr>
-        body4
         <w:tc>
           <w:tcPr>
             <w:tcBorders>
@@ -818,6 +825,7 @@
           </w:tcPr>
           <w:p>
             <w:pPr>
+              <w:pStyle w:val="Normal"/>
               <w:jc w:val="left"/>
               <w:pBdr>
                 <w:bottom w:val="none" w:sz="0" w:space="0" w:color="000000"/>
@@ -872,6 +880,7 @@
           </w:tcPr>
           <w:p>
             <w:pPr>
+              <w:pStyle w:val="Normal"/>
               <w:jc w:val="left"/>
               <w:pBdr>
                 <w:bottom w:val="none" w:sz="0" w:space="0" w:color="000000"/>
@@ -926,6 +935,7 @@
           </w:tcPr>
           <w:p>
             <w:pPr>
+              <w:pStyle w:val="Normal"/>
               <w:jc w:val="left"/>
               <w:pBdr>
                 <w:bottom w:val="none" w:sz="0" w:space="0" w:color="000000"/>
@@ -966,7 +976,6 @@
         <w:trPr>
           <w:trHeight w:val="1224" w:hRule="atLeast"/>
         </w:trPr>
-        body5
         <w:tc>
           <w:tcPr>
             <w:tcBorders>
@@ -986,6 +995,7 @@
           </w:tcPr>
           <w:p>
             <w:pPr>
+              <w:pStyle w:val="Normal"/>
               <w:jc w:val="left"/>
               <w:pBdr>
                 <w:bottom w:val="none" w:sz="0" w:space="0" w:color="000000"/>
@@ -1040,6 +1050,7 @@
           </w:tcPr>
           <w:p>
             <w:pPr>
+              <w:pStyle w:val="Normal"/>
               <w:jc w:val="left"/>
               <w:pBdr>
                 <w:bottom w:val="none" w:sz="0" w:space="0" w:color="000000"/>
@@ -1094,6 +1105,7 @@
           </w:tcPr>
           <w:p>
             <w:pPr>
+              <w:pStyle w:val="Normal"/>
               <w:jc w:val="left"/>
               <w:pBdr>
                 <w:bottom w:val="none" w:sz="0" w:space="0" w:color="000000"/>
@@ -1134,7 +1146,6 @@
         <w:trPr>
           <w:trHeight w:val="1224" w:hRule="atLeast"/>
         </w:trPr>
-        body6
         <w:tc>
           <w:tcPr>
             <w:tcBorders>
@@ -1154,6 +1165,7 @@
           </w:tcPr>
           <w:p>
             <w:pPr>
+              <w:pStyle w:val="Normal"/>
               <w:jc w:val="left"/>
               <w:pBdr>
                 <w:bottom w:val="none" w:sz="0" w:space="0" w:color="000000"/>
@@ -1208,6 +1220,7 @@
           </w:tcPr>
           <w:p>
             <w:pPr>
+              <w:pStyle w:val="Normal"/>
               <w:jc w:val="left"/>
               <w:pBdr>
                 <w:bottom w:val="none" w:sz="0" w:space="0" w:color="000000"/>
@@ -1262,6 +1275,7 @@
           </w:tcPr>
           <w:p>
             <w:pPr>
+              <w:pStyle w:val="Normal"/>
               <w:jc w:val="left"/>
               <w:pBdr>
                 <w:bottom w:val="none" w:sz="0" w:space="0" w:color="000000"/>
@@ -1377,7 +1391,7 @@
           <w:szCs w:val="22"/>
           <w:color w:val="000000"/>
         </w:rPr>
-        <w:t xml:space="preserve">The pooled change in child collisions and the average of each segment's change: close, or far apart?  ________</w:t>
+        <w:t xml:space="preserve">The percentage change in child collisions with all segments added together, and the average of each segment's own percentage change: are these two numbers close, or far apart?  ________</w:t>
       </w:r>
     </w:p>
     <w:p>
@@ -1698,7 +1712,7 @@
           <w:szCs w:val="22"/>
           <w:color w:val="000000"/>
         </w:rPr>
-        <w:t xml:space="preserve">Four minutes. Is it right? Does it answer the question that was asked? What does it explain well?</w:t>
+        <w:t xml:space="preserve">Four minutes. Is the AI's answer correct? Does the answer respond to the question that was asked? What does the answer explain well?</w:t>
       </w:r>
     </w:p>
     <w:p>
@@ -1860,7 +1874,34 @@
           <w:szCs w:val="22"/>
           <w:color w:val="000000"/>
         </w:rPr>
-        <w:t xml:space="preserve">Two habits: ask the AI to ask you questions before it answers, and paste its answer into a fresh chat to check it.</w:t>
+        <w:t xml:space="preserve">What changes in the AI's answer with this prompt?</w:t>
+      </w:r>
+    </w:p>
+    <w:p>
+      <w:pPr>
+        <w:pStyle w:val="Normal"/>
+        <w:jc w:val="left"/>
+        <w:pBdr>
+          <w:bottom w:val="none" w:sz="0" w:space="0" w:color="000000"/>
+          <w:top w:val="none" w:sz="0" w:space="0" w:color="000000"/>
+          <w:left w:val="none" w:sz="0" w:space="0" w:color="000000"/>
+          <w:right w:val="none" w:sz="0" w:space="0" w:color="000000"/>
+        </w:pBdr>
+        <w:spacing w:after="80" w:before="0" w:line="240"/>
+        <w:ind w:left="0" w:right="0" w:firstLine="0" w:firstLineChars="0"/>
+      </w:pPr>
+      <w:r>
+        <w:rPr>
+          <w:rFonts w:ascii="Arial" w:hAnsi="Arial" w:eastAsia="Arial" w:cs="Arial"/>
+          <w:i w:val="false"/>
+          <w:b w:val="false"/>
+          <w:u w:val="none"/>
+          <w:strike w:val="false"/>
+          <w:sz w:val="22"/>
+          <w:szCs w:val="22"/>
+          <w:color w:val="000000"/>
+        </w:rPr>
+        <w:t xml:space="preserve">Two habits: ask the AI to ask you questions before it answers, and paste the AI's answer into a new chat and ask the AI to check that answer.</w:t>
       </w:r>
     </w:p>
     <w:p>
@@ -1964,7 +2005,6 @@
         <w:trPr>
           <w:trHeight w:val="5184" w:hRule="atLeast"/>
         </w:trPr>
-        body1
         <w:tc>
           <w:tcPr>
             <w:tcBorders>
@@ -1984,6 +2024,7 @@
           </w:tcPr>
           <w:p>
             <w:pPr>
+              <w:pStyle w:val="Normal"/>
               <w:jc w:val="left"/>
               <w:pBdr>
                 <w:bottom w:val="none" w:sz="0" w:space="0" w:color="000000"/>
@@ -2067,7 +2108,7 @@
                 <w:szCs w:val="21"/>
                 <w:color w:val="000000"/>
               </w:rPr>
-              <w:t xml:space="preserve">2. Ask what the bar is averaging over.</w:t>
+              <w:t xml:space="preserve">2. Ask what each bar is an average of.</w:t>
             </w:r>
             <w:r>
               <w:rPr>
@@ -2093,7 +2134,7 @@
                 <w:szCs w:val="21"/>
                 <w:color w:val="000000"/>
               </w:rPr>
-              <w:t xml:space="preserve">3. Check the denominator.</w:t>
+              <w:t xml:space="preserve">3. Check what each percentage is a percentage of.</w:t>
             </w:r>
             <w:r>
               <w:rPr>
@@ -2145,7 +2186,7 @@
                 <w:szCs w:val="21"/>
                 <w:color w:val="000000"/>
               </w:rPr>
-              <w:t xml:space="preserve">5. Discount the future in front of the reader.</w:t>
+              <w:t xml:space="preserve">5. Show future savings at today's value (discounted).</w:t>
             </w:r>
             <w:r>
               <w:rPr>
@@ -2223,7 +2264,7 @@
                 <w:szCs w:val="21"/>
                 <w:color w:val="000000"/>
               </w:rPr>
-              <w:t xml:space="preserve">Questions I will bring to the clinic:</w:t>
+              <w:t xml:space="preserve">Questions I will bring to the next session (the QA clinic):</w:t>
             </w:r>
             <w:r>
               <w:rPr>
@@ -2298,6 +2339,7 @@
           </w:tcPr>
           <w:p>
             <w:pPr>
+              <w:pStyle w:val="Normal"/>
               <w:jc w:val="left"/>
               <w:pBdr>
                 <w:bottom w:val="none" w:sz="0" w:space="0" w:color="000000"/>
@@ -2381,7 +2423,7 @@
                 <w:szCs w:val="21"/>
                 <w:color w:val="000000"/>
               </w:rPr>
-              <w:t xml:space="preserve">2. Ask what the bar is averaging over.</w:t>
+              <w:t xml:space="preserve">2. Ask what each bar is an average of.</w:t>
             </w:r>
             <w:r>
               <w:rPr>
@@ -2407,7 +2449,7 @@
                 <w:szCs w:val="21"/>
                 <w:color w:val="000000"/>
               </w:rPr>
-              <w:t xml:space="preserve">3. Check the denominator.</w:t>
+              <w:t xml:space="preserve">3. Check what each percentage is a percentage of.</w:t>
             </w:r>
             <w:r>
               <w:rPr>
@@ -2459,7 +2501,7 @@
                 <w:szCs w:val="21"/>
                 <w:color w:val="000000"/>
               </w:rPr>
-              <w:t xml:space="preserve">5. Discount the future in front of the reader.</w:t>
+              <w:t xml:space="preserve">5. Show future savings at today's value (discounted).</w:t>
             </w:r>
             <w:r>
               <w:rPr>
@@ -2537,7 +2579,7 @@
                 <w:szCs w:val="21"/>
                 <w:color w:val="000000"/>
               </w:rPr>
-              <w:t xml:space="preserve">Questions I will bring to the clinic:</w:t>
+              <w:t xml:space="preserve">Questions I will bring to the next session (the QA clinic):</w:t>
             </w:r>
             <w:r>
               <w:rPr>
@@ -2598,7 +2640,6 @@
         <w:trPr>
           <w:trHeight w:val="5184" w:hRule="atLeast"/>
         </w:trPr>
-        body2
         <w:tc>
           <w:tcPr>
             <w:tcBorders>
@@ -2618,6 +2659,7 @@
           </w:tcPr>
           <w:p>
             <w:pPr>
+              <w:pStyle w:val="Normal"/>
               <w:jc w:val="left"/>
               <w:pBdr>
                 <w:bottom w:val="none" w:sz="0" w:space="0" w:color="000000"/>
@@ -2701,7 +2743,7 @@
                 <w:szCs w:val="21"/>
                 <w:color w:val="000000"/>
               </w:rPr>
-              <w:t xml:space="preserve">2. Ask what the bar is averaging over.</w:t>
+              <w:t xml:space="preserve">2. Ask what each bar is an average of.</w:t>
             </w:r>
             <w:r>
               <w:rPr>
@@ -2727,7 +2769,7 @@
                 <w:szCs w:val="21"/>
                 <w:color w:val="000000"/>
               </w:rPr>
-              <w:t xml:space="preserve">3. Check the denominator.</w:t>
+              <w:t xml:space="preserve">3. Check what each percentage is a percentage of.</w:t>
             </w:r>
             <w:r>
               <w:rPr>
@@ -2779,7 +2821,7 @@
                 <w:szCs w:val="21"/>
                 <w:color w:val="000000"/>
               </w:rPr>
-              <w:t xml:space="preserve">5. Discount the future in front of the reader.</w:t>
+              <w:t xml:space="preserve">5. Show future savings at today's value (discounted).</w:t>
             </w:r>
             <w:r>
               <w:rPr>
@@ -2857,7 +2899,7 @@
                 <w:szCs w:val="21"/>
                 <w:color w:val="000000"/>
               </w:rPr>
-              <w:t xml:space="preserve">Questions I will bring to the clinic:</w:t>
+              <w:t xml:space="preserve">Questions I will bring to the next session (the QA clinic):</w:t>
             </w:r>
             <w:r>
               <w:rPr>
@@ -2932,6 +2974,7 @@
           </w:tcPr>
           <w:p>
             <w:pPr>
+              <w:pStyle w:val="Normal"/>
               <w:jc w:val="left"/>
               <w:pBdr>
                 <w:bottom w:val="none" w:sz="0" w:space="0" w:color="000000"/>
@@ -3015,7 +3058,7 @@
                 <w:szCs w:val="21"/>
                 <w:color w:val="000000"/>
               </w:rPr>
-              <w:t xml:space="preserve">2. Ask what the bar is averaging over.</w:t>
+              <w:t xml:space="preserve">2. Ask what each bar is an average of.</w:t>
             </w:r>
             <w:r>
               <w:rPr>
@@ -3041,7 +3084,7 @@
                 <w:szCs w:val="21"/>
                 <w:color w:val="000000"/>
               </w:rPr>
-              <w:t xml:space="preserve">3. Check the denominator.</w:t>
+              <w:t xml:space="preserve">3. Check what each percentage is a percentage of.</w:t>
             </w:r>
             <w:r>
               <w:rPr>
@@ -3093,7 +3136,7 @@
                 <w:szCs w:val="21"/>
                 <w:color w:val="000000"/>
               </w:rPr>
-              <w:t xml:space="preserve">5. Discount the future in front of the reader.</w:t>
+              <w:t xml:space="preserve">5. Show future savings at today's value (discounted).</w:t>
             </w:r>
             <w:r>
               <w:rPr>
@@ -3171,7 +3214,7 @@
                 <w:szCs w:val="21"/>
                 <w:color w:val="000000"/>
               </w:rPr>
-              <w:t xml:space="preserve">Questions I will bring to the clinic:</w:t>
+              <w:t xml:space="preserve">Questions I will bring to the next session (the QA clinic):</w:t>
             </w:r>
             <w:r>
               <w:rPr>

--- a/Module_2_Oct_2026_v2/Oct14_session2_materials.docx
+++ b/Module_2_Oct_2026_v2/Oct14_session2_materials.docx
@@ -98,7 +98,7 @@
           <w:szCs w:val="18"/>
           <w:color w:val="545860"/>
         </w:rPr>
-        <w:t xml:space="preserve">Fictional GreenWaste case | invented figures</w:t>
+        <w:t xml:space="preserve">GreenWaste is a fictional training case.</w:t>
       </w:r>
     </w:p>
     <w:p>
